--- a/public/ContractForm/comm_yunxin/clearing_account_template.docx
+++ b/public/ContractForm/comm_yunxin/clearing_account_template.docx
@@ -100,32 +100,7 @@
           <w:u w:val="none"/>
           <w:lang w:val="en-US" w:eastAsia="zh-CN"/>
         </w:rPr>
-        <w:t>{{</w:t>
-      </w:r>
-      <w:r>
-        <w:rPr>
-          <w:rFonts w:hint="eastAsia" w:ascii="宋体" w:hAnsi="宋体" w:eastAsia="宋体" w:cs="宋体"/>
-          <w:i w:val="0"/>
-          <w:iCs w:val="0"/>
-          <w:color w:val="000000"/>
-          <w:sz w:val="32"/>
-          <w:szCs w:val="32"/>
-          <w:u w:val="none"/>
-        </w:rPr>
-        <w:t>initiatorName</w:t>
-      </w:r>
-      <w:r>
-        <w:rPr>
-          <w:rFonts w:hint="eastAsia" w:ascii="宋体" w:hAnsi="宋体" w:eastAsia="宋体" w:cs="宋体"/>
-          <w:i w:val="0"/>
-          <w:iCs w:val="0"/>
-          <w:color w:val="000000"/>
-          <w:sz w:val="32"/>
-          <w:szCs w:val="32"/>
-          <w:u w:val="none"/>
-          <w:lang w:val="en-US" w:eastAsia="zh-CN"/>
-        </w:rPr>
-        <w:t>}}</w:t>
+        <w:t>{{initiatorName}}</w:t>
       </w:r>
       <w:r>
         <w:rPr>
@@ -150,32 +125,7 @@
           <w:u w:val="none"/>
           <w:lang w:val="en-US" w:eastAsia="zh-CN"/>
         </w:rPr>
-        <w:t>{{</w:t>
-      </w:r>
-      <w:r>
-        <w:rPr>
-          <w:rFonts w:hint="eastAsia" w:ascii="宋体" w:hAnsi="宋体" w:eastAsia="宋体" w:cs="宋体"/>
-          <w:i w:val="0"/>
-          <w:iCs w:val="0"/>
-          <w:color w:val="000000"/>
-          <w:sz w:val="32"/>
-          <w:szCs w:val="32"/>
-          <w:u w:val="none"/>
-        </w:rPr>
-        <w:t>branchName</w:t>
-      </w:r>
-      <w:r>
-        <w:rPr>
-          <w:rFonts w:hint="eastAsia" w:ascii="宋体" w:hAnsi="宋体" w:eastAsia="宋体" w:cs="宋体"/>
-          <w:i w:val="0"/>
-          <w:iCs w:val="0"/>
-          <w:color w:val="000000"/>
-          <w:sz w:val="32"/>
-          <w:szCs w:val="32"/>
-          <w:u w:val="none"/>
-          <w:lang w:val="en-US" w:eastAsia="zh-CN"/>
-        </w:rPr>
-        <w:t>}}</w:t>
+        <w:t>{{branchName}}</w:t>
       </w:r>
       <w:r>
         <w:rPr>
@@ -200,32 +150,7 @@
           <w:u w:val="none"/>
           <w:lang w:val="en-US" w:eastAsia="zh-CN"/>
         </w:rPr>
-        <w:t>{{</w:t>
-      </w:r>
-      <w:r>
-        <w:rPr>
-          <w:rFonts w:hint="eastAsia" w:ascii="宋体" w:hAnsi="宋体" w:eastAsia="宋体" w:cs="宋体"/>
-          <w:i w:val="0"/>
-          <w:iCs w:val="0"/>
-          <w:color w:val="000000"/>
-          <w:sz w:val="32"/>
-          <w:szCs w:val="32"/>
-          <w:u w:val="none"/>
-        </w:rPr>
-        <w:t>clearingMethod</w:t>
-      </w:r>
-      <w:r>
-        <w:rPr>
-          <w:rFonts w:hint="eastAsia" w:ascii="宋体" w:hAnsi="宋体" w:eastAsia="宋体" w:cs="宋体"/>
-          <w:i w:val="0"/>
-          <w:iCs w:val="0"/>
-          <w:color w:val="000000"/>
-          <w:sz w:val="32"/>
-          <w:szCs w:val="32"/>
-          <w:u w:val="none"/>
-          <w:lang w:val="en-US" w:eastAsia="zh-CN"/>
-        </w:rPr>
-        <w:t>}}</w:t>
+        <w:t>{{clearingMethod}}</w:t>
       </w:r>
       <w:r>
         <w:rPr>
@@ -335,32 +260,7 @@
           <w:u w:val="none"/>
           <w:lang w:val="en-US" w:eastAsia="zh-CN"/>
         </w:rPr>
-        <w:t>{{</w:t>
-      </w:r>
-      <w:r>
-        <w:rPr>
-          <w:rFonts w:hint="eastAsia" w:ascii="宋体" w:hAnsi="宋体" w:eastAsia="宋体" w:cs="宋体"/>
-          <w:i w:val="0"/>
-          <w:iCs w:val="0"/>
-          <w:color w:val="000000"/>
-          <w:sz w:val="32"/>
-          <w:szCs w:val="32"/>
-          <w:u w:val="none"/>
-        </w:rPr>
-        <w:t>initiatorName</w:t>
-      </w:r>
-      <w:r>
-        <w:rPr>
-          <w:rFonts w:hint="eastAsia" w:ascii="宋体" w:hAnsi="宋体" w:eastAsia="宋体" w:cs="宋体"/>
-          <w:i w:val="0"/>
-          <w:iCs w:val="0"/>
-          <w:color w:val="000000"/>
-          <w:sz w:val="32"/>
-          <w:szCs w:val="32"/>
-          <w:u w:val="none"/>
-          <w:lang w:val="en-US" w:eastAsia="zh-CN"/>
-        </w:rPr>
-        <w:t>}}</w:t>
+        <w:t>{{initiatorName}}</w:t>
       </w:r>
     </w:p>
     <w:p>
@@ -416,32 +316,7 @@
           <w:u w:val="none"/>
           <w:lang w:val="en-US" w:eastAsia="zh-CN"/>
         </w:rPr>
-        <w:t>{{</w:t>
-      </w:r>
-      <w:r>
-        <w:rPr>
-          <w:rFonts w:hint="eastAsia" w:ascii="宋体" w:hAnsi="宋体" w:eastAsia="宋体" w:cs="宋体"/>
-          <w:i w:val="0"/>
-          <w:iCs w:val="0"/>
-          <w:color w:val="000000"/>
-          <w:sz w:val="32"/>
-          <w:szCs w:val="32"/>
-          <w:u w:val="none"/>
-        </w:rPr>
-        <w:t>repaymentAccount</w:t>
-      </w:r>
-      <w:r>
-        <w:rPr>
-          <w:rFonts w:hint="eastAsia" w:ascii="宋体" w:hAnsi="宋体" w:eastAsia="宋体" w:cs="宋体"/>
-          <w:i w:val="0"/>
-          <w:iCs w:val="0"/>
-          <w:color w:val="000000"/>
-          <w:sz w:val="32"/>
-          <w:szCs w:val="32"/>
-          <w:u w:val="none"/>
-          <w:lang w:val="en-US" w:eastAsia="zh-CN"/>
-        </w:rPr>
-        <w:t>}}</w:t>
+        <w:t>{{repaymentAccount}}</w:t>
       </w:r>
     </w:p>
     <w:p>
@@ -497,32 +372,7 @@
           <w:u w:val="none"/>
           <w:lang w:val="en-US" w:eastAsia="zh-CN"/>
         </w:rPr>
-        <w:t>{{</w:t>
-      </w:r>
-      <w:r>
-        <w:rPr>
-          <w:rFonts w:hint="eastAsia" w:ascii="宋体" w:hAnsi="宋体" w:eastAsia="宋体" w:cs="宋体"/>
-          <w:i w:val="0"/>
-          <w:iCs w:val="0"/>
-          <w:color w:val="000000"/>
-          <w:sz w:val="32"/>
-          <w:szCs w:val="32"/>
-          <w:u w:val="none"/>
-        </w:rPr>
-        <w:t>repaymentBank</w:t>
-      </w:r>
-      <w:r>
-        <w:rPr>
-          <w:rFonts w:hint="eastAsia" w:ascii="宋体" w:hAnsi="宋体" w:eastAsia="宋体" w:cs="宋体"/>
-          <w:i w:val="0"/>
-          <w:iCs w:val="0"/>
-          <w:color w:val="000000"/>
-          <w:sz w:val="32"/>
-          <w:szCs w:val="32"/>
-          <w:u w:val="none"/>
-          <w:lang w:val="en-US" w:eastAsia="zh-CN"/>
-        </w:rPr>
-        <w:t>}}</w:t>
+        <w:t>{{repaymentBank}}</w:t>
       </w:r>
     </w:p>
     <w:p>
@@ -577,32 +427,7 @@
           <w:u w:val="none"/>
           <w:lang w:val="en-US" w:eastAsia="zh-CN"/>
         </w:rPr>
-        <w:t>{{</w:t>
-      </w:r>
-      <w:r>
-        <w:rPr>
-          <w:rFonts w:hint="eastAsia" w:ascii="宋体" w:hAnsi="宋体" w:eastAsia="宋体" w:cs="宋体"/>
-          <w:i w:val="0"/>
-          <w:iCs w:val="0"/>
-          <w:color w:val="000000"/>
-          <w:sz w:val="32"/>
-          <w:szCs w:val="32"/>
-          <w:u w:val="none"/>
-        </w:rPr>
-        <w:t>repaymentUnionCode</w:t>
-      </w:r>
-      <w:r>
-        <w:rPr>
-          <w:rFonts w:hint="eastAsia" w:ascii="宋体" w:hAnsi="宋体" w:eastAsia="宋体" w:cs="宋体"/>
-          <w:i w:val="0"/>
-          <w:iCs w:val="0"/>
-          <w:color w:val="000000"/>
-          <w:sz w:val="32"/>
-          <w:szCs w:val="32"/>
-          <w:u w:val="none"/>
-          <w:lang w:val="en-US" w:eastAsia="zh-CN"/>
-        </w:rPr>
-        <w:t>}}</w:t>
+        <w:t>{{repaymentUnionCode}}</w:t>
       </w:r>
       <w:r>
         <w:rPr>
@@ -681,32 +506,7 @@
           <w:u w:val="none"/>
           <w:lang w:val="en-US" w:eastAsia="zh-CN"/>
         </w:rPr>
-        <w:t>{{</w:t>
-      </w:r>
-      <w:r>
-        <w:rPr>
-          <w:rFonts w:hint="eastAsia" w:ascii="宋体" w:hAnsi="宋体" w:eastAsia="宋体" w:cs="宋体"/>
-          <w:i w:val="0"/>
-          <w:iCs w:val="0"/>
-          <w:color w:val="000000"/>
-          <w:sz w:val="32"/>
-          <w:szCs w:val="32"/>
-          <w:u w:val="none"/>
-        </w:rPr>
-        <w:t>initiatorName</w:t>
-      </w:r>
-      <w:r>
-        <w:rPr>
-          <w:rFonts w:hint="eastAsia" w:ascii="宋体" w:hAnsi="宋体" w:eastAsia="宋体" w:cs="宋体"/>
-          <w:i w:val="0"/>
-          <w:iCs w:val="0"/>
-          <w:color w:val="000000"/>
-          <w:sz w:val="32"/>
-          <w:szCs w:val="32"/>
-          <w:u w:val="none"/>
-          <w:lang w:val="en-US" w:eastAsia="zh-CN"/>
-        </w:rPr>
-        <w:t>}}</w:t>
+        <w:t>{{initiatorName}}</w:t>
       </w:r>
       <w:r>
         <w:rPr>
@@ -1184,32 +984,7 @@
           <w:u w:val="none"/>
           <w:lang w:val="en-US" w:eastAsia="zh-CN"/>
         </w:rPr>
-        <w:t>{{</w:t>
-      </w:r>
-      <w:r>
-        <w:rPr>
-          <w:rFonts w:hint="eastAsia" w:ascii="宋体" w:hAnsi="宋体" w:eastAsia="宋体" w:cs="宋体"/>
-          <w:i w:val="0"/>
-          <w:iCs w:val="0"/>
-          <w:color w:val="000000"/>
-          <w:sz w:val="32"/>
-          <w:szCs w:val="32"/>
-          <w:u w:val="none"/>
-        </w:rPr>
-        <w:t>sub1_subName</w:t>
-      </w:r>
-      <w:r>
-        <w:rPr>
-          <w:rFonts w:hint="eastAsia" w:ascii="宋体" w:hAnsi="宋体" w:eastAsia="宋体" w:cs="宋体"/>
-          <w:i w:val="0"/>
-          <w:iCs w:val="0"/>
-          <w:color w:val="000000"/>
-          <w:sz w:val="32"/>
-          <w:szCs w:val="32"/>
-          <w:u w:val="none"/>
-          <w:lang w:val="en-US" w:eastAsia="zh-CN"/>
-        </w:rPr>
-        <w:t>}}</w:t>
+        <w:t>{{sub1_subName}}</w:t>
       </w:r>
       <w:r>
         <w:rPr>
@@ -1687,57 +1462,7 @@
           <w:u w:val="none"/>
           <w:lang w:val="en-US" w:eastAsia="zh-CN"/>
         </w:rPr>
-        <w:t>{{</w:t>
-      </w:r>
-      <w:r>
-        <w:rPr>
-          <w:rFonts w:hint="eastAsia" w:ascii="宋体" w:hAnsi="宋体" w:eastAsia="宋体" w:cs="宋体"/>
-          <w:i w:val="0"/>
-          <w:iCs w:val="0"/>
-          <w:color w:val="000000"/>
-          <w:sz w:val="32"/>
-          <w:szCs w:val="32"/>
-          <w:u w:val="none"/>
-        </w:rPr>
-        <w:t>sub</w:t>
-      </w:r>
-      <w:r>
-        <w:rPr>
-          <w:rFonts w:hint="eastAsia" w:ascii="宋体" w:hAnsi="宋体" w:eastAsia="宋体" w:cs="宋体"/>
-          <w:i w:val="0"/>
-          <w:iCs w:val="0"/>
-          <w:color w:val="000000"/>
-          <w:sz w:val="32"/>
-          <w:szCs w:val="32"/>
-          <w:u w:val="none"/>
-          <w:lang w:eastAsia="zh-CN"/>
-        </w:rPr>
-        <w:t>2</w:t>
-      </w:r>
-      <w:r>
-        <w:rPr>
-          <w:rFonts w:hint="eastAsia" w:ascii="宋体" w:hAnsi="宋体" w:eastAsia="宋体" w:cs="宋体"/>
-          <w:i w:val="0"/>
-          <w:iCs w:val="0"/>
-          <w:color w:val="000000"/>
-          <w:sz w:val="32"/>
-          <w:szCs w:val="32"/>
-          <w:u w:val="none"/>
-        </w:rPr>
-        <w:t>_subName</w:t>
-      </w:r>
-      <w:r>
-        <w:rPr>
-          <w:rFonts w:hint="eastAsia" w:ascii="宋体" w:hAnsi="宋体" w:eastAsia="宋体" w:cs="宋体"/>
-          <w:i w:val="0"/>
-          <w:iCs w:val="0"/>
-          <w:color w:val="000000"/>
-          <w:sz w:val="32"/>
-          <w:szCs w:val="32"/>
-          <w:u w:val="none"/>
-          <w:lang w:val="en-US" w:eastAsia="zh-CN"/>
-        </w:rPr>
-        <w:t>}}</w:t>
+        <w:t>{{sub}}</w:t>
       </w:r>
       <w:r>
         <w:rPr>
@@ -2215,57 +1940,7 @@
           <w:u w:val="none"/>
           <w:lang w:val="en-US" w:eastAsia="zh-CN"/>
         </w:rPr>
-        <w:t>{{</w:t>
-      </w:r>
-      <w:r>
-        <w:rPr>
-          <w:rFonts w:hint="eastAsia" w:ascii="宋体" w:hAnsi="宋体" w:eastAsia="宋体" w:cs="宋体"/>
-          <w:i w:val="0"/>
-          <w:iCs w:val="0"/>
-          <w:color w:val="000000"/>
-          <w:sz w:val="32"/>
-          <w:szCs w:val="32"/>
-          <w:u w:val="none"/>
-        </w:rPr>
-        <w:t>sub</w:t>
-      </w:r>
-      <w:r>
-        <w:rPr>
-          <w:rFonts w:hint="eastAsia" w:ascii="宋体" w:hAnsi="宋体" w:eastAsia="宋体" w:cs="宋体"/>
-          <w:i w:val="0"/>
-          <w:iCs w:val="0"/>
-          <w:color w:val="000000"/>
-          <w:sz w:val="32"/>
-          <w:szCs w:val="32"/>
-          <w:u w:val="none"/>
-          <w:lang w:eastAsia="zh-CN"/>
-        </w:rPr>
-        <w:t>3</w:t>
-      </w:r>
-      <w:r>
-        <w:rPr>
-          <w:rFonts w:hint="eastAsia" w:ascii="宋体" w:hAnsi="宋体" w:eastAsia="宋体" w:cs="宋体"/>
-          <w:i w:val="0"/>
-          <w:iCs w:val="0"/>
-          <w:color w:val="000000"/>
-          <w:sz w:val="32"/>
-          <w:szCs w:val="32"/>
-          <w:u w:val="none"/>
-        </w:rPr>
-        <w:t>_subName</w:t>
-      </w:r>
-      <w:r>
-        <w:rPr>
-          <w:rFonts w:hint="eastAsia" w:ascii="宋体" w:hAnsi="宋体" w:eastAsia="宋体" w:cs="宋体"/>
-          <w:i w:val="0"/>
-          <w:iCs w:val="0"/>
-          <w:color w:val="000000"/>
-          <w:sz w:val="32"/>
-          <w:szCs w:val="32"/>
-          <w:u w:val="none"/>
-          <w:lang w:val="en-US" w:eastAsia="zh-CN"/>
-        </w:rPr>
-        <w:t>}}</w:t>
+        <w:t>{{sub}}</w:t>
       </w:r>
       <w:r>
         <w:rPr>
@@ -2743,57 +2418,7 @@
           <w:u w:val="none"/>
           <w:lang w:val="en-US" w:eastAsia="zh-CN"/>
         </w:rPr>
-        <w:t>{{</w:t>
-      </w:r>
-      <w:r>
-        <w:rPr>
-          <w:rFonts w:hint="eastAsia" w:ascii="宋体" w:hAnsi="宋体" w:eastAsia="宋体" w:cs="宋体"/>
-          <w:i w:val="0"/>
-          <w:iCs w:val="0"/>
-          <w:color w:val="000000"/>
-          <w:sz w:val="32"/>
-          <w:szCs w:val="32"/>
-          <w:u w:val="none"/>
-        </w:rPr>
-        <w:t>sub</w:t>
-      </w:r>
-      <w:r>
-        <w:rPr>
-          <w:rFonts w:hint="eastAsia" w:ascii="宋体" w:hAnsi="宋体" w:eastAsia="宋体" w:cs="宋体"/>
-          <w:i w:val="0"/>
-          <w:iCs w:val="0"/>
-          <w:color w:val="000000"/>
-          <w:sz w:val="32"/>
-          <w:szCs w:val="32"/>
-          <w:u w:val="none"/>
-          <w:lang w:eastAsia="zh-CN"/>
-        </w:rPr>
-        <w:t>4</w:t>
-      </w:r>
-      <w:r>
-        <w:rPr>
-          <w:rFonts w:hint="eastAsia" w:ascii="宋体" w:hAnsi="宋体" w:eastAsia="宋体" w:cs="宋体"/>
-          <w:i w:val="0"/>
-          <w:iCs w:val="0"/>
-          <w:color w:val="000000"/>
-          <w:sz w:val="32"/>
-          <w:szCs w:val="32"/>
-          <w:u w:val="none"/>
-        </w:rPr>
-        <w:t>_subName</w:t>
-      </w:r>
-      <w:r>
-        <w:rPr>
-          <w:rFonts w:hint="eastAsia" w:ascii="宋体" w:hAnsi="宋体" w:eastAsia="宋体" w:cs="宋体"/>
-          <w:i w:val="0"/>
-          <w:iCs w:val="0"/>
-          <w:color w:val="000000"/>
-          <w:sz w:val="32"/>
-          <w:szCs w:val="32"/>
-          <w:u w:val="none"/>
-          <w:lang w:val="en-US" w:eastAsia="zh-CN"/>
-        </w:rPr>
-        <w:t>}}</w:t>
+        <w:t>{{sub}}</w:t>
       </w:r>
       <w:r>
         <w:rPr>
@@ -3271,57 +2896,7 @@
           <w:u w:val="none"/>
           <w:lang w:val="en-US" w:eastAsia="zh-CN"/>
         </w:rPr>
-        <w:t>{{</w:t>
-      </w:r>
-      <w:r>
-        <w:rPr>
-          <w:rFonts w:hint="eastAsia" w:ascii="宋体" w:hAnsi="宋体" w:eastAsia="宋体" w:cs="宋体"/>
-          <w:i w:val="0"/>
-          <w:iCs w:val="0"/>
-          <w:color w:val="000000"/>
-          <w:sz w:val="32"/>
-          <w:szCs w:val="32"/>
-          <w:u w:val="none"/>
-        </w:rPr>
-        <w:t>sub</w:t>
-      </w:r>
-      <w:r>
-        <w:rPr>
-          <w:rFonts w:hint="eastAsia" w:ascii="宋体" w:hAnsi="宋体" w:eastAsia="宋体" w:cs="宋体"/>
-          <w:i w:val="0"/>
-          <w:iCs w:val="0"/>
-          <w:color w:val="000000"/>
-          <w:sz w:val="32"/>
-          <w:szCs w:val="32"/>
-          <w:u w:val="none"/>
-          <w:lang w:eastAsia="zh-CN"/>
-        </w:rPr>
-        <w:t>5</w:t>
-      </w:r>
-      <w:r>
-        <w:rPr>
-          <w:rFonts w:hint="eastAsia" w:ascii="宋体" w:hAnsi="宋体" w:eastAsia="宋体" w:cs="宋体"/>
-          <w:i w:val="0"/>
-          <w:iCs w:val="0"/>
-          <w:color w:val="000000"/>
-          <w:sz w:val="32"/>
-          <w:szCs w:val="32"/>
-          <w:u w:val="none"/>
-        </w:rPr>
-        <w:t>_subName</w:t>
-      </w:r>
-      <w:r>
-        <w:rPr>
-          <w:rFonts w:hint="eastAsia" w:ascii="宋体" w:hAnsi="宋体" w:eastAsia="宋体" w:cs="宋体"/>
-          <w:i w:val="0"/>
-          <w:iCs w:val="0"/>
-          <w:color w:val="000000"/>
-          <w:sz w:val="32"/>
-          <w:szCs w:val="32"/>
-          <w:u w:val="none"/>
-          <w:lang w:val="en-US" w:eastAsia="zh-CN"/>
-        </w:rPr>
-        <w:t>}}</w:t>
+        <w:t>{{sub}}</w:t>
       </w:r>
       <w:r>
         <w:rPr>
@@ -3799,57 +3374,7 @@
           <w:u w:val="none"/>
           <w:lang w:val="en-US" w:eastAsia="zh-CN"/>
         </w:rPr>
-        <w:t>{{</w:t>
-      </w:r>
-      <w:r>
-        <w:rPr>
-          <w:rFonts w:hint="eastAsia" w:ascii="宋体" w:hAnsi="宋体" w:eastAsia="宋体" w:cs="宋体"/>
-          <w:i w:val="0"/>
-          <w:iCs w:val="0"/>
-          <w:color w:val="000000"/>
-          <w:sz w:val="32"/>
-          <w:szCs w:val="32"/>
-          <w:u w:val="none"/>
-        </w:rPr>
-        <w:t>sub</w:t>
-      </w:r>
-      <w:r>
-        <w:rPr>
-          <w:rFonts w:hint="eastAsia" w:ascii="宋体" w:hAnsi="宋体" w:eastAsia="宋体" w:cs="宋体"/>
-          <w:i w:val="0"/>
-          <w:iCs w:val="0"/>
-          <w:color w:val="000000"/>
-          <w:sz w:val="32"/>
-          <w:szCs w:val="32"/>
-          <w:u w:val="none"/>
-          <w:lang w:eastAsia="zh-CN"/>
-        </w:rPr>
-        <w:t>6</w:t>
-      </w:r>
-      <w:r>
-        <w:rPr>
-          <w:rFonts w:hint="eastAsia" w:ascii="宋体" w:hAnsi="宋体" w:eastAsia="宋体" w:cs="宋体"/>
-          <w:i w:val="0"/>
-          <w:iCs w:val="0"/>
-          <w:color w:val="000000"/>
-          <w:sz w:val="32"/>
-          <w:szCs w:val="32"/>
-          <w:u w:val="none"/>
-        </w:rPr>
-        <w:t>_subName</w:t>
-      </w:r>
-      <w:r>
-        <w:rPr>
-          <w:rFonts w:hint="eastAsia" w:ascii="宋体" w:hAnsi="宋体" w:eastAsia="宋体" w:cs="宋体"/>
-          <w:i w:val="0"/>
-          <w:iCs w:val="0"/>
-          <w:color w:val="000000"/>
-          <w:sz w:val="32"/>
-          <w:szCs w:val="32"/>
-          <w:u w:val="none"/>
-          <w:lang w:val="en-US" w:eastAsia="zh-CN"/>
-        </w:rPr>
-        <w:t>}}</w:t>
+        <w:t>{{sub}}</w:t>
       </w:r>
       <w:r>
         <w:rPr>
@@ -4327,57 +3852,7 @@
           <w:u w:val="none"/>
           <w:lang w:val="en-US" w:eastAsia="zh-CN"/>
         </w:rPr>
-        <w:t>{{</w:t>
-      </w:r>
-      <w:r>
-        <w:rPr>
-          <w:rFonts w:hint="eastAsia" w:ascii="宋体" w:hAnsi="宋体" w:eastAsia="宋体" w:cs="宋体"/>
-          <w:i w:val="0"/>
-          <w:iCs w:val="0"/>
-          <w:color w:val="000000"/>
-          <w:sz w:val="32"/>
-          <w:szCs w:val="32"/>
-          <w:u w:val="none"/>
-        </w:rPr>
-        <w:t>sub</w:t>
-      </w:r>
-      <w:r>
-        <w:rPr>
-          <w:rFonts w:hint="eastAsia" w:ascii="宋体" w:hAnsi="宋体" w:eastAsia="宋体" w:cs="宋体"/>
-          <w:i w:val="0"/>
-          <w:iCs w:val="0"/>
-          <w:color w:val="000000"/>
-          <w:sz w:val="32"/>
-          <w:szCs w:val="32"/>
-          <w:u w:val="none"/>
-          <w:lang w:eastAsia="zh-CN"/>
-        </w:rPr>
-        <w:t>7</w:t>
-      </w:r>
-      <w:r>
-        <w:rPr>
-          <w:rFonts w:hint="eastAsia" w:ascii="宋体" w:hAnsi="宋体" w:eastAsia="宋体" w:cs="宋体"/>
-          <w:i w:val="0"/>
-          <w:iCs w:val="0"/>
-          <w:color w:val="000000"/>
-          <w:sz w:val="32"/>
-          <w:szCs w:val="32"/>
-          <w:u w:val="none"/>
-        </w:rPr>
-        <w:t>_subName</w:t>
-      </w:r>
-      <w:r>
-        <w:rPr>
-          <w:rFonts w:hint="eastAsia" w:ascii="宋体" w:hAnsi="宋体" w:eastAsia="宋体" w:cs="宋体"/>
-          <w:i w:val="0"/>
-          <w:iCs w:val="0"/>
-          <w:color w:val="000000"/>
-          <w:sz w:val="32"/>
-          <w:szCs w:val="32"/>
-          <w:u w:val="none"/>
-          <w:lang w:val="en-US" w:eastAsia="zh-CN"/>
-        </w:rPr>
-        <w:t>}}</w:t>
+        <w:t>{{sub}}</w:t>
       </w:r>
       <w:r>
         <w:rPr>
@@ -4855,57 +4330,7 @@
           <w:u w:val="none"/>
           <w:lang w:val="en-US" w:eastAsia="zh-CN"/>
         </w:rPr>
-        <w:t>{{</w:t>
-      </w:r>
-      <w:r>
-        <w:rPr>
-          <w:rFonts w:hint="eastAsia" w:ascii="宋体" w:hAnsi="宋体" w:eastAsia="宋体" w:cs="宋体"/>
-          <w:i w:val="0"/>
-          <w:iCs w:val="0"/>
-          <w:color w:val="000000"/>
-          <w:sz w:val="32"/>
-          <w:szCs w:val="32"/>
-          <w:u w:val="none"/>
-        </w:rPr>
-        <w:t>sub</w:t>
-      </w:r>
-      <w:r>
-        <w:rPr>
-          <w:rFonts w:hint="eastAsia" w:ascii="宋体" w:hAnsi="宋体" w:eastAsia="宋体" w:cs="宋体"/>
-          <w:i w:val="0"/>
-          <w:iCs w:val="0"/>
-          <w:color w:val="000000"/>
-          <w:sz w:val="32"/>
-          <w:szCs w:val="32"/>
-          <w:u w:val="none"/>
-          <w:lang w:eastAsia="zh-CN"/>
-        </w:rPr>
-        <w:t>8</w:t>
-      </w:r>
-      <w:r>
-        <w:rPr>
-          <w:rFonts w:hint="eastAsia" w:ascii="宋体" w:hAnsi="宋体" w:eastAsia="宋体" w:cs="宋体"/>
-          <w:i w:val="0"/>
-          <w:iCs w:val="0"/>
-          <w:color w:val="000000"/>
-          <w:sz w:val="32"/>
-          <w:szCs w:val="32"/>
-          <w:u w:val="none"/>
-        </w:rPr>
-        <w:t>_subName</w:t>
-      </w:r>
-      <w:r>
-        <w:rPr>
-          <w:rFonts w:hint="eastAsia" w:ascii="宋体" w:hAnsi="宋体" w:eastAsia="宋体" w:cs="宋体"/>
-          <w:i w:val="0"/>
-          <w:iCs w:val="0"/>
-          <w:color w:val="000000"/>
-          <w:sz w:val="32"/>
-          <w:szCs w:val="32"/>
-          <w:u w:val="none"/>
-          <w:lang w:val="en-US" w:eastAsia="zh-CN"/>
-        </w:rPr>
-        <w:t>}}</w:t>
+        <w:t>{{sub}}</w:t>
       </w:r>
       <w:r>
         <w:rPr>
@@ -5383,57 +4808,7 @@
           <w:u w:val="none"/>
           <w:lang w:val="en-US" w:eastAsia="zh-CN"/>
         </w:rPr>
-        <w:t>{{</w:t>
-      </w:r>
-      <w:r>
-        <w:rPr>
-          <w:rFonts w:hint="eastAsia" w:ascii="宋体" w:hAnsi="宋体" w:eastAsia="宋体" w:cs="宋体"/>
-          <w:i w:val="0"/>
-          <w:iCs w:val="0"/>
-          <w:color w:val="000000"/>
-          <w:sz w:val="32"/>
-          <w:szCs w:val="32"/>
-          <w:u w:val="none"/>
-        </w:rPr>
-        <w:t>sub</w:t>
-      </w:r>
-      <w:r>
-        <w:rPr>
-          <w:rFonts w:hint="eastAsia" w:ascii="宋体" w:hAnsi="宋体" w:eastAsia="宋体" w:cs="宋体"/>
-          <w:i w:val="0"/>
-          <w:iCs w:val="0"/>
-          <w:color w:val="000000"/>
-          <w:sz w:val="32"/>
-          <w:szCs w:val="32"/>
-          <w:u w:val="none"/>
-          <w:lang w:eastAsia="zh-CN"/>
-        </w:rPr>
-        <w:t>9</w:t>
-      </w:r>
-      <w:r>
-        <w:rPr>
-          <w:rFonts w:hint="eastAsia" w:ascii="宋体" w:hAnsi="宋体" w:eastAsia="宋体" w:cs="宋体"/>
-          <w:i w:val="0"/>
-          <w:iCs w:val="0"/>
-          <w:color w:val="000000"/>
-          <w:sz w:val="32"/>
-          <w:szCs w:val="32"/>
-          <w:u w:val="none"/>
-        </w:rPr>
-        <w:t>_subName</w:t>
-      </w:r>
-      <w:r>
-        <w:rPr>
-          <w:rFonts w:hint="eastAsia" w:ascii="宋体" w:hAnsi="宋体" w:eastAsia="宋体" w:cs="宋体"/>
-          <w:i w:val="0"/>
-          <w:iCs w:val="0"/>
-          <w:color w:val="000000"/>
-          <w:sz w:val="32"/>
-          <w:szCs w:val="32"/>
-          <w:u w:val="none"/>
-          <w:lang w:val="en-US" w:eastAsia="zh-CN"/>
-        </w:rPr>
-        <w:t>}}</w:t>
+        <w:t>{{sub}}</w:t>
       </w:r>
       <w:r>
         <w:rPr>
@@ -5911,57 +5286,7 @@
           <w:u w:val="none"/>
           <w:lang w:val="en-US" w:eastAsia="zh-CN"/>
         </w:rPr>
-        <w:t>{{</w:t>
-      </w:r>
-      <w:r>
-        <w:rPr>
-          <w:rFonts w:hint="eastAsia" w:ascii="宋体" w:hAnsi="宋体" w:eastAsia="宋体" w:cs="宋体"/>
-          <w:i w:val="0"/>
-          <w:iCs w:val="0"/>
-          <w:color w:val="000000"/>
-          <w:sz w:val="32"/>
-          <w:szCs w:val="32"/>
-          <w:u w:val="none"/>
-        </w:rPr>
-        <w:t>sub</w:t>
-      </w:r>
-      <w:r>
-        <w:rPr>
-          <w:rFonts w:hint="eastAsia" w:ascii="宋体" w:hAnsi="宋体" w:eastAsia="宋体" w:cs="宋体"/>
-          <w:i w:val="0"/>
-          <w:iCs w:val="0"/>
-          <w:color w:val="000000"/>
-          <w:sz w:val="32"/>
-          <w:szCs w:val="32"/>
-          <w:u w:val="none"/>
-          <w:lang w:eastAsia="zh-CN"/>
-        </w:rPr>
-        <w:t>10</w:t>
-      </w:r>
-      <w:r>
-        <w:rPr>
-          <w:rFonts w:hint="eastAsia" w:ascii="宋体" w:hAnsi="宋体" w:eastAsia="宋体" w:cs="宋体"/>
-          <w:i w:val="0"/>
-          <w:iCs w:val="0"/>
-          <w:color w:val="000000"/>
-          <w:sz w:val="32"/>
-          <w:szCs w:val="32"/>
-          <w:u w:val="none"/>
-        </w:rPr>
-        <w:t>_subName</w:t>
-      </w:r>
-      <w:r>
-        <w:rPr>
-          <w:rFonts w:hint="eastAsia" w:ascii="宋体" w:hAnsi="宋体" w:eastAsia="宋体" w:cs="宋体"/>
-          <w:i w:val="0"/>
-          <w:iCs w:val="0"/>
-          <w:color w:val="000000"/>
-          <w:sz w:val="32"/>
-          <w:szCs w:val="32"/>
-          <w:u w:val="none"/>
-          <w:lang w:val="en-US" w:eastAsia="zh-CN"/>
-        </w:rPr>
-        <w:t>}}</w:t>
+        <w:t>{{sub}}</w:t>
       </w:r>
       <w:r>
         <w:rPr>
@@ -6439,57 +5764,7 @@
           <w:u w:val="none"/>
           <w:lang w:val="en-US" w:eastAsia="zh-CN"/>
         </w:rPr>
-        <w:t>{{</w:t>
-      </w:r>
-      <w:r>
-        <w:rPr>
-          <w:rFonts w:hint="eastAsia" w:ascii="宋体" w:hAnsi="宋体" w:eastAsia="宋体" w:cs="宋体"/>
-          <w:i w:val="0"/>
-          <w:iCs w:val="0"/>
-          <w:color w:val="000000"/>
-          <w:sz w:val="32"/>
-          <w:szCs w:val="32"/>
-          <w:u w:val="none"/>
-        </w:rPr>
-        <w:t>sub</w:t>
-      </w:r>
-      <w:r>
-        <w:rPr>
-          <w:rFonts w:hint="eastAsia" w:ascii="宋体" w:hAnsi="宋体" w:eastAsia="宋体" w:cs="宋体"/>
-          <w:i w:val="0"/>
-          <w:iCs w:val="0"/>
-          <w:color w:val="000000"/>
-          <w:sz w:val="32"/>
-          <w:szCs w:val="32"/>
-          <w:u w:val="none"/>
-          <w:lang w:eastAsia="zh-CN"/>
-        </w:rPr>
-        <w:t>11</w:t>
-      </w:r>
-      <w:r>
-        <w:rPr>
-          <w:rFonts w:hint="eastAsia" w:ascii="宋体" w:hAnsi="宋体" w:eastAsia="宋体" w:cs="宋体"/>
-          <w:i w:val="0"/>
-          <w:iCs w:val="0"/>
-          <w:color w:val="000000"/>
-          <w:sz w:val="32"/>
-          <w:szCs w:val="32"/>
-          <w:u w:val="none"/>
-        </w:rPr>
-        <w:t>_subName</w:t>
-      </w:r>
-      <w:r>
-        <w:rPr>
-          <w:rFonts w:hint="eastAsia" w:ascii="宋体" w:hAnsi="宋体" w:eastAsia="宋体" w:cs="宋体"/>
-          <w:i w:val="0"/>
-          <w:iCs w:val="0"/>
-          <w:color w:val="000000"/>
-          <w:sz w:val="32"/>
-          <w:szCs w:val="32"/>
-          <w:u w:val="none"/>
-          <w:lang w:val="en-US" w:eastAsia="zh-CN"/>
-        </w:rPr>
-        <w:t>}}</w:t>
+        <w:t>{{sub}}</w:t>
       </w:r>
       <w:r>
         <w:rPr>
